--- a/flow/20230927_hours/drafts/2024-01-g/10.01.docx
+++ b/flow/20230927_hours/drafts/2024-01-g/10.01.docx
@@ -4499,24 +4499,16 @@
           <w:sz w:val="24"/>
           <w:highlight w:val="white"/>
         </w:rPr>
-        <w:t xml:space="preserve">Тропар (г. </w:t>
-      </w:r>
-      <w:r>
-        <w:rPr>
-          <w:rFonts w:ascii="Times New Roman" w:hAnsi="Times New Roman"/>
-          <w:i/>
-          <w:color w:val="FF0000"/>
-          <w:sz w:val="24"/>
-        </w:rPr>
-        <w:t>7):</w:t>
+        <w:t>Тропар (г. 1):</w:t>
       </w:r>
       <w:r>
         <w:rPr>
           <w:rFonts w:ascii="Times New Roman" w:hAnsi="Times New Roman"/>
           <w:color w:val="000000"/>
           <w:sz w:val="24"/>
-        </w:rPr>
-        <w:t xml:space="preserve"> Показавши всьому світу силу свого духа,* тринадцять мучеників наших славних,* ви зросили землю нашу своєю кров’ю,* прийнявши страждання ці добровільно,* і отримали за це вінки небесні,* тож моліть Христа Царя,* щоб подав нам велику милість.</w:t>
+          <w:highlight w:val="white"/>
+        </w:rPr>
+        <w:t xml:space="preserve"> Оком душевним чуваючи, святителю,* пастирем чуйним явився ти світові,* і жезлом мудрости твоєї, і теплим заступництвом твоїм* всіх злославних відігнав єси, як вовків,* стадо неушкодженим зберіг,* Григорію всемудрий.</w:t>
       </w:r>
     </w:p>
     <w:p>
@@ -4925,16 +4917,27 @@
           <w:i/>
           <w:color w:val="FF0000"/>
           <w:sz w:val="24"/>
-        </w:rPr>
-        <w:t xml:space="preserve">Кондак (г.2): </w:t>
+          <w:highlight w:val="white"/>
+        </w:rPr>
+        <w:t>Кондак (г. 3):</w:t>
+      </w:r>
+      <w:r>
+        <w:rPr>
+          <w:rFonts w:ascii="Times New Roman" w:hAnsi="Times New Roman"/>
+          <w:color w:val="FF0000"/>
+          <w:sz w:val="24"/>
+          <w:highlight w:val="white"/>
+        </w:rPr>
+        <w:t xml:space="preserve"> </w:t>
       </w:r>
       <w:r>
         <w:rPr>
           <w:rFonts w:ascii="Times New Roman" w:hAnsi="Times New Roman"/>
           <w:color w:val="000000"/>
           <w:sz w:val="24"/>
-        </w:rPr>
-        <w:t>Промінними ставши світильниками,* ви, божественні Мученики, все створіння осяюєте світлом чудес,* зціляєте недуги, розвіваєте завжди глибоку темряву,* і безупинно молитеся Христу Богові за всіх нас.</w:t>
+          <w:highlight w:val="white"/>
+        </w:rPr>
+        <w:t>Божественний ієрарх церкви і премудрості тайногласник цінний,* тверезий ум ніський – Григорій* з ангелами ликуючи і насолоджуючись божественним світлом,* молиться безперестанно за всіх нас.</w:t>
       </w:r>
     </w:p>
     <w:p>
@@ -9657,24 +9660,16 @@
           <w:sz w:val="24"/>
           <w:highlight w:val="white"/>
         </w:rPr>
-        <w:t xml:space="preserve">Тропар (г. </w:t>
-      </w:r>
-      <w:r>
-        <w:rPr>
-          <w:rFonts w:ascii="Times New Roman" w:hAnsi="Times New Roman"/>
-          <w:i/>
-          <w:color w:val="FF0000"/>
-          <w:sz w:val="24"/>
-        </w:rPr>
-        <w:t>7):</w:t>
+        <w:t>Тропар (г. 1):</w:t>
       </w:r>
       <w:r>
         <w:rPr>
           <w:rFonts w:ascii="Times New Roman" w:hAnsi="Times New Roman"/>
           <w:color w:val="000000"/>
           <w:sz w:val="24"/>
-        </w:rPr>
-        <w:t xml:space="preserve"> Показавши всьому світу силу свого духа,* тринадцять мучеників наших славних,* ви зросили землю нашу своєю кров’ю,* прийнявши страждання ці добровільно,* і отримали за це вінки небесні,* тож моліть Христа Царя,* щоб подав нам велику милість.</w:t>
+          <w:highlight w:val="white"/>
+        </w:rPr>
+        <w:t xml:space="preserve"> Оком душевним чуваючи, святителю,* пастирем чуйним явився ти світові,* і жезлом мудрости твоєї, і теплим заступництвом твоїм* всіх злославних відігнав єси, як вовків,* стадо неушкодженим зберіг,* Григорію всемудрий.</w:t>
       </w:r>
     </w:p>
     <w:p>
@@ -10147,16 +10142,27 @@
           <w:i/>
           <w:color w:val="FF0000"/>
           <w:sz w:val="24"/>
-        </w:rPr>
-        <w:t xml:space="preserve">Кондак (г.2): </w:t>
+          <w:highlight w:val="white"/>
+        </w:rPr>
+        <w:t>Кондак (г. 3):</w:t>
+      </w:r>
+      <w:r>
+        <w:rPr>
+          <w:rFonts w:ascii="Times New Roman" w:hAnsi="Times New Roman"/>
+          <w:color w:val="FF0000"/>
+          <w:sz w:val="24"/>
+          <w:highlight w:val="white"/>
+        </w:rPr>
+        <w:t xml:space="preserve"> </w:t>
       </w:r>
       <w:r>
         <w:rPr>
           <w:rFonts w:ascii="Times New Roman" w:hAnsi="Times New Roman"/>
           <w:color w:val="000000"/>
           <w:sz w:val="24"/>
-        </w:rPr>
-        <w:t>Промінними ставши світильниками,* ви, божественні Мученики, все створіння осяюєте світлом чудес,* зціляєте недуги, розвіваєте завжди глибоку темряву,* і безупинно молитеся Христу Богові за всіх нас.</w:t>
+          <w:highlight w:val="white"/>
+        </w:rPr>
+        <w:t>Божественний ієрарх церкви і премудрості тайногласник цінний,* тверезий ум ніський – Григорій* з ангелами ликуючи і насолоджуючись божественним світлом,* молиться безперестанно за всіх нас.</w:t>
       </w:r>
     </w:p>
     <w:p>
